--- a/data/ai_paras/AI_para_152.docx
+++ b/data/ai_paras/AI_para_152.docx
@@ -4,7 +4,7 @@
   <w:body>
     <w:p>
       <w:r>
-        <w:t>The biological component of the biopsychosocial spiritual assessment focuses on evaluating physical health factors that contribute to an individual's overall well-being. This includes examining medical history, current health conditions, genetic predispositions, and physiological markers such as blood pressure and cholesterol levels. By understanding these physical aspects, healthcare professionals can better identify potential health risks and develop personalized treatment plans that address the individual's unique biological needs. Additionally, the integration of biological and religious or spiritual factors has been shown to influence health outcomes, suggesting that these dimensions can interact and enhance the effectiveness of care (Ref-s824024). This comprehensive evaluation underscores the necessity of considering biological factors within the broader context of the biopsychosocial spiritual framework, ensuring a more complete picture of health that goes beyond traditional medical assessments.</w:t>
+        <w:t>The biopsychosocial spiritual assessment is a comprehensive framework used to evaluate an individual's overall health by considering multiple interrelated factors. This approach acknowledges that biological, psychological, social, and spiritual dimensions collectively influence well-being and health outcomes. By integrating these diverse components, the assessment allows for a more holistic understanding of the individual's condition, moving beyond the limitations of traditional medical models that focus solely on the physical aspects. It aims to identify and address the wide array of factors that contribute to both physical and mental health, ultimately fostering more personalized and effective care. This comprehensive methodology underscores the importance of considering the whole person, rather than isolated symptoms, in the pursuit of improved health and well-being.</w:t>
       </w:r>
     </w:p>
     <w:sectPr>
